--- a/firm-knowledge/skeletons/cx-plan.docx
+++ b/firm-knowledge/skeletons/cx-plan.docx
@@ -2492,7 +2492,7 @@
       <w:numPr>
         <w:numId w:val="1"/>
       </w:numPr>
-      <w:shd w:val="clear" w:color="auto" w:fill="443C8F"/>
+      <w:shd w:val="clear" w:color="auto" w:fill="000000"/>
       <w:spacing w:before="240"/>
       <w:outlineLvl w:val="0"/>
     </w:pPr>
@@ -2889,7 +2889,7 @@
     <w:semiHidden/>
     <w:qFormat/>
     <w:pPr>
-      <w:shd w:val="clear" w:color="auto" w:fill="443C8F"/>
+      <w:shd w:val="clear" w:color="auto" w:fill="000000"/>
     </w:pPr>
     <w:rPr>
       <w:rFonts w:ascii="Tahoma" w:hAnsi="Tahoma"/>
@@ -3658,7 +3658,7 @@
     <w:rPr>
       <w:rFonts w:eastAsia="MS Mincho" w:cs="Arial"/>
       <w:b/>
-      <w:color w:val="5D55AF"/>
+      <w:color w:val="4D4D4D"/>
       <w:sz w:val="32"/>
       <w:lang w:val="en-CA" w:eastAsia="en-CA"/>
     </w:rPr>
@@ -3829,7 +3829,7 @@
       <w:smallCaps/>
       <w:color w:val="FFFFFF" w:themeColor="background1"/>
       <w:sz w:val="32"/>
-      <w:shd w:val="clear" w:color="auto" w:fill="443C8F"/>
+      <w:shd w:val="clear" w:color="auto" w:fill="000000"/>
       <w14:textOutline w14:w="3175" w14:cap="rnd" w14:cmpd="sng" w14:algn="ctr">
         <w14:solidFill>
           <w14:schemeClr w14:val="bg1">
@@ -4026,7 +4026,7 @@
       <w:color w:val="FFFFFF" w:themeColor="background1"/>
       <w:sz w:val="32"/>
       <w:szCs w:val="32"/>
-      <w:shd w:val="clear" w:color="auto" w:fill="443C8F"/>
+      <w:shd w:val="clear" w:color="auto" w:fill="000000"/>
       <w14:textOutline w14:w="3175" w14:cap="rnd" w14:cmpd="sng" w14:algn="ctr">
         <w14:solidFill>
           <w14:schemeClr w14:val="bg1">
@@ -4060,7 +4060,7 @@
     <w:rPr>
       <w:rFonts w:ascii="Verdana" w:eastAsia="MS Mincho" w:hAnsi="Verdana"/>
       <w:caps/>
-      <w:color w:val="5D55AF"/>
+      <w:color w:val="4D4D4D"/>
       <w:sz w:val="24"/>
       <w:szCs w:val="32"/>
     </w:rPr>

--- a/firm-knowledge/skeletons/cx-plan.docx
+++ b/firm-knowledge/skeletons/cx-plan.docx
@@ -124,14 +124,14 @@
           <w:p>
             <w:pPr>
               <w:pBdr>
-                <w:top w:val="single" w:sz="12" w:space="1" w:color="121584"/>
+                <w:top w:val="single" w:sz="12" w:space="1" w:color="000000"/>
               </w:pBdr>
               <w:jc w:val="center"/>
               <w:rPr>
                 <w:rFonts w:asciiTheme="minorBidi" w:hAnsiTheme="minorBidi" w:cstheme="minorBidi"/>
                 <w:b/>
                 <w:bCs/>
-                <w:color w:val="151897"/>
+                <w:color w:val="555555"/>
                 <w:sz w:val="18"/>
                 <w:szCs w:val="18"/>
               </w:rPr>
@@ -141,7 +141,7 @@
                 <w:rFonts w:asciiTheme="minorBidi" w:hAnsiTheme="minorBidi" w:cstheme="minorBidi"/>
                 <w:b/>
                 <w:bCs/>
-                <w:color w:val="151897"/>
+                <w:color w:val="555555"/>
                 <w:sz w:val="18"/>
                 <w:szCs w:val="18"/>
               </w:rPr>
@@ -151,14 +151,14 @@
           <w:p>
             <w:pPr>
               <w:pBdr>
-                <w:top w:val="single" w:sz="12" w:space="1" w:color="121584"/>
+                <w:top w:val="single" w:sz="12" w:space="1" w:color="000000"/>
               </w:pBdr>
               <w:jc w:val="center"/>
               <w:rPr>
                 <w:rFonts w:asciiTheme="minorBidi" w:hAnsiTheme="minorBidi" w:cstheme="minorBidi"/>
                 <w:b/>
                 <w:bCs/>
-                <w:color w:val="151897"/>
+                <w:color w:val="555555"/>
                 <w:sz w:val="18"/>
                 <w:szCs w:val="18"/>
               </w:rPr>
@@ -168,7 +168,7 @@
                 <w:rFonts w:asciiTheme="minorBidi" w:hAnsiTheme="minorBidi" w:cstheme="minorBidi"/>
                 <w:b/>
                 <w:bCs/>
-                <w:color w:val="151897"/>
+                <w:color w:val="555555"/>
                 <w:sz w:val="18"/>
                 <w:szCs w:val="18"/>
               </w:rPr>
@@ -180,7 +180,7 @@
                 <w:rFonts w:asciiTheme="minorBidi" w:hAnsiTheme="minorBidi" w:cstheme="minorBidi"/>
                 <w:b/>
                 <w:bCs/>
-                <w:color w:val="151897"/>
+                <w:color w:val="555555"/>
                 <w:sz w:val="18"/>
                 <w:szCs w:val="18"/>
               </w:rPr>
@@ -192,7 +192,7 @@
                 <w:rFonts w:asciiTheme="minorBidi" w:hAnsiTheme="minorBidi" w:cstheme="minorBidi"/>
                 <w:b/>
                 <w:bCs/>
-                <w:color w:val="151897"/>
+                <w:color w:val="555555"/>
                 <w:sz w:val="18"/>
                 <w:szCs w:val="18"/>
               </w:rPr>
@@ -202,14 +202,14 @@
           <w:p>
             <w:pPr>
               <w:pBdr>
-                <w:top w:val="single" w:sz="12" w:space="1" w:color="121584"/>
+                <w:top w:val="single" w:sz="12" w:space="1" w:color="000000"/>
               </w:pBdr>
               <w:jc w:val="center"/>
               <w:rPr>
                 <w:rFonts w:asciiTheme="minorBidi" w:hAnsiTheme="minorBidi" w:cstheme="minorBidi"/>
                 <w:b/>
                 <w:bCs/>
-                <w:color w:val="151897"/>
+                <w:color w:val="555555"/>
                 <w:sz w:val="18"/>
                 <w:szCs w:val="18"/>
               </w:rPr>
@@ -219,7 +219,7 @@
                 <w:rFonts w:asciiTheme="minorBidi" w:hAnsiTheme="minorBidi" w:cstheme="minorBidi"/>
                 <w:b/>
                 <w:bCs/>
-                <w:color w:val="151897"/>
+                <w:color w:val="555555"/>
                 <w:sz w:val="18"/>
                 <w:szCs w:val="18"/>
               </w:rPr>
